--- a/src/Apps/CZ/CoreLocalizationPack/app/Src/Reports/ReminderEmail.docx
+++ b/src/Apps/CZ/CoreLocalizationPack/app/Src/Reports/ReminderEmail.docx
@@ -2382,315 +2382,201 @@
 <b:Sources xmlns:b="http://schemas.openxmlformats.org/officeDocument/2006/bibliography" xmlns="http://schemas.openxmlformats.org/officeDocument/2006/bibliography" SelectedStyle="\APASixthEditionOfficeOnline.xsl" StyleName="APA" Version="6"/>
 </file>
 
-<file path=customXml/item2.xml>��< ? x m l   v e r s i o n = " 1 . 0 "   e n c o d i n g = " u t f - 1 6 " ? > - 
- < N a v W o r d R e p o r t X m l P a r t   x m l n s = " u r n : m i c r o s o f t - d y n a m i c s - n a v / r e p o r t s / R e m i n d e r _ C Z L / 3 1 1 8 2 / " > - 
-     < B C R e p o r t I n f o r m a t i o n > - 
-         < R e p o r t M e t a d a t a > - 
-             < E x t e n s i o n I d > E x t e n s i o n   I D < / E x t e n s i o n I d > - 
-             < E x t e n s i o n N a m e > E x t e n s i o n   N a m e < / E x t e n s i o n N a m e > - 
-             < E x t e n s i o n P u b l i s h e r > E x t e n s i o n   P u b l i s h e r < / E x t e n s i o n P u b l i s h e r > - 
-             < E x t e n s i o n V e r s i o n > E x t e n s i o n   V e r s i o n < / E x t e n s i o n V e r s i o n > - 
-             < R e p o r t I d > R e p o r t   I D < / R e p o r t I d > - 
-             < R e p o r t N a m e > R e p o r t   N a m e < / R e p o r t N a m e > - 
-             < A b o u t T h i s R e p o r t T i t l e > A b o u t   T h i s   R e p o r t   T i t l e < / A b o u t T h i s R e p o r t T i t l e > - 
-             < A b o u t T h i s R e p o r t T e x t > A b o u t   T h i s   R e p o r t   T e x t < / A b o u t T h i s R e p o r t T e x t > - 
-             < R e p o r t H e l p L i n k > R e p o r t   H e l p   L i n k < / R e p o r t H e l p L i n k > - 
-         < / R e p o r t M e t a d a t a > - 
-         < R e p o r t R e q u e s t > - 
-             < T e n a n t E n t r a I d > T e n a n t   E n t r a   I d < / T e n a n t E n t r a I d > - 
-             < E n v i r o n m e n t N a m e > E n v i r o n m e n t   N a m e < / E n v i r o n m e n t N a m e > - 
-             < E n v i r o n m e n t T y p e > E n v i r o n m e n t   T y p e < / E n v i r o n m e n t T y p e > - 
-             < C o m p a n y N a m e > C o m p a n y   N a m e < / C o m p a n y N a m e > - 
-             < C o m p a n y D i s p l a y N a m e > C o m p a n y   D i s p l a y   N a m e < / C o m p a n y D i s p l a y N a m e > - 
-             < C o m p a n y I d > C o m p a n y   I D < / C o m p a n y I d > - 
-             < U s e r N a m e > U s e r   N a m e < / U s e r N a m e > - 
-             < D a t e A n d T i m e > D a t e   a n d   T i m e < / D a t e A n d T i m e > - 
-             < L a n g u a g e > L a n g u a g e < / L a n g u a g e > - 
-             < F o r m a t R e g i o n > F o r m a t   R e g i o n < / F o r m a t R e g i o n > - 
-             < D a t e T i m e V a l u e s > - 
-                 < Y e a r > Y e a r < / Y e a r > - 
-                 < M o n t h N u m b e r > M o n t h   N u m b e r < / M o n t h N u m b e r > - 
-                 < D a y N u m b e r > D a y   N u m b e r < / D a y N u m b e r > - 
-                 < H o u r > H o u r < / H o u r > - 
-                 < M i n u t e > M i n u t e < / M i n u t e > - 
-             < / D a t e T i m e V a l u e s > - 
-         < / R e p o r t R e q u e s t > - 
-     < / B C R e p o r t I n f o r m a t i o n > - 
-     < C o m p a n y _ I n f o r m a t i o n > - 
-         < C o m p a n y A d d r 1 > C o m p a n y A d d r 1 < / C o m p a n y A d d r 1 > - 
-         < C o m p a n y A d d r 2 > C o m p a n y A d d r 2 < / C o m p a n y A d d r 2 > - 
-         < C o m p a n y A d d r 3 > C o m p a n y A d d r 3 < / C o m p a n y A d d r 3 > - 
-         < C o m p a n y A d d r 4 > C o m p a n y A d d r 4 < / C o m p a n y A d d r 4 > - 
-         < C o m p a n y A d d r 5 > C o m p a n y A d d r 5 < / C o m p a n y A d d r 5 > - 
-         < C o m p a n y A d d r 6 > C o m p a n y A d d r 6 < / C o m p a n y A d d r 6 > - 
-         < H o m e P a g e _ C o m p a n y I n f o r m a t i o n > H o m e P a g e _ C o m p a n y I n f o r m a t i o n < / H o m e P a g e _ C o m p a n y I n f o r m a t i o n > - 
-         < P i c t u r e _ C o m p a n y I n f o r m a t i o n   / > - 
-         < R e g i s t r a t i o n N o _ C o m p a n y I n f o r m a t i o n > R e g i s t r a t i o n N o _ C o m p a n y I n f o r m a t i o n < / R e g i s t r a t i o n N o _ C o m p a n y I n f o r m a t i o n > - 
-         < V A T R e g i s t r a t i o n N o _ C o m p a n y I n f o r m a t i o n > V A T R e g i s t r a t i o n N o _ C o m p a n y I n f o r m a t i o n < / V A T R e g i s t r a t i o n N o _ C o m p a n y I n f o r m a t i o n > - 
-         < S a l e s _ _ x 0 0 2 6 _ _ R e c e i v a b l e s _ S e t u p > - 
-             < L o g o P o s i t i o n o n D o c u m e n t s _ S a l e s R e c e i v a b l e s S e t u p > L o g o P o s i t i o n o n D o c u m e n t s _ S a l e s R e c e i v a b l e s S e t u p < / L o g o P o s i t i o n o n D o c u m e n t s _ S a l e s R e c e i v a b l e s S e t u p > - 
-             < G e n e r a l _ L e d g e r _ S e t u p > - 
-                 < L C Y C o d e _ G e n e r a l L e d g e r S e t u p > L C Y C o d e _ G e n e r a l L e d g e r S e t u p < / L C Y C o d e _ G e n e r a l L e d g e r S e t u p > - 
-             < / G e n e r a l _ L e d g e r _ S e t u p > - 
-         < / S a l e s _ _ x 0 0 2 6 _ _ R e c e i v a b l e s _ S e t u p > - 
-     < / C o m p a n y _ I n f o r m a t i o n > - 
-     < I s s u e d _ R e m i n d e r _ H e a d e r > - 
-         < B a n k A c c o u n t N o _ I s s u e d R e m i n d e r H e a d e r > B a n k A c c o u n t N o _ I s s u e d R e m i n d e r H e a d e r < / B a n k A c c o u n t N o _ I s s u e d R e m i n d e r H e a d e r > - 
-         < B a n k A c c o u n t N o _ I s s u e d R e m i n d e r H e a d e r C a p t i o n > B a n k A c c o u n t N o _ I s s u e d R e m i n d e r H e a d e r C a p t i o n < / B a n k A c c o u n t N o _ I s s u e d R e m i n d e r H e a d e r C a p t i o n > - 
-         < C o m p a n y A d d r e s s 1 > C o m p a n y A d d r e s s 1 < / C o m p a n y A d d r e s s 1 > - 
-         < C o m p a n y A d d r e s s 2 > C o m p a n y A d d r e s s 2 < / C o m p a n y A d d r e s s 2 > - 
-         < C o m p a n y A d d r e s s 3 > C o m p a n y A d d r e s s 3 < / C o m p a n y A d d r e s s 3 > - 
-         < C o m p a n y A d d r e s s 4 > C o m p a n y A d d r e s s 4 < / C o m p a n y A d d r e s s 4 > - 
-         < C o m p a n y A d d r e s s 5 > C o m p a n y A d d r e s s 5 < / C o m p a n y A d d r e s s 5 > - 
-         < C o m p a n y A d d r e s s 6 > C o m p a n y A d d r e s s 6 < / C o m p a n y A d d r e s s 6 > - 
-         < C o n t a c t _ I s s u e d R e m i n d e r H e a d e r > C o n t a c t _ I s s u e d R e m i n d e r H e a d e r < / C o n t a c t _ I s s u e d R e m i n d e r H e a d e r > - 
-         < C o p y L b l > C o p y L b l < / C o p y L b l > - 
-         < C r e a t o r L b l > C r e a t o r L b l < / C r e a t o r L b l > - 
-         < C u r r e n c y C o d e _ I s s u e d R e m i n d e r H e a d e r > C u r r e n c y C o d e _ I s s u e d R e m i n d e r H e a d e r < / C u r r e n c y C o d e _ I s s u e d R e m i n d e r H e a d e r > - 
-         < C u s t A d d r 1 > C u s t A d d r 1 < / C u s t A d d r 1 > - 
-         < C u s t A d d r 2 > C u s t A d d r 2 < / C u s t A d d r 2 > - 
-         < C u s t A d d r 3 > C u s t A d d r 3 < / C u s t A d d r 3 > - 
-         < C u s t A d d r 4 > C u s t A d d r 4 < / C u s t A d d r 4 > - 
-         < C u s t A d d r 5 > C u s t A d d r 5 < / C u s t A d d r 5 > - 
-         < C u s t A d d r 6 > C u s t A d d r 6 < / C u s t A d d r 6 > - 
-         < C u s t o m e r L b l > C u s t o m e r L b l < / C u s t o m e r L b l > - 
-         < C u s t o m e r N o _ I s s u e d R e m i n d e r H e a d e r > C u s t o m e r N o _ I s s u e d R e m i n d e r H e a d e r < / C u s t o m e r N o _ I s s u e d R e m i n d e r H e a d e r > - 
-         < C u s t o m e r N o _ I s s u e d R e m i n d e r H e a d e r C a p t i o n > C u s t o m e r N o _ I s s u e d R e m i n d e r H e a d e r C a p t i o n < / C u s t o m e r N o _ I s s u e d R e m i n d e r H e a d e r C a p t i o n > - 
-         < D o c F o o t e r T e x t > D o c F o o t e r T e x t < / D o c F o o t e r T e x t > - 
-         < D o c u m e n t D a t e _ I s s u e d R e m i n d e r H e a d e r > D o c u m e n t D a t e _ I s s u e d R e m i n d e r H e a d e r < / D o c u m e n t D a t e _ I s s u e d R e m i n d e r H e a d e r > - 
-         < D o c u m e n t D a t e _ I s s u e d R e m i n d e r H e a d e r C a p t i o n > D o c u m e n t D a t e _ I s s u e d R e m i n d e r H e a d e r C a p t i o n < / D o c u m e n t D a t e _ I s s u e d R e m i n d e r H e a d e r C a p t i o n > - 
-         < D o c u m e n t L b l > D o c u m e n t L b l < / D o c u m e n t L b l > - 
-         < I B A N _ I s s u e d R e m i n d e r H e a d e r > I B A N _ I s s u e d R e m i n d e r H e a d e r < / I B A N _ I s s u e d R e m i n d e r H e a d e r > - 
-         < I B A N _ I s s u e d R e m i n d e r H e a d e r C a p t i o n > I B A N _ I s s u e d R e m i n d e r H e a d e r C a p t i o n < / I B A N _ I s s u e d R e m i n d e r H e a d e r C a p t i o n > - 
-         < N o _ I s s u e d R e m i n d e r H e a d e r > N o _ I s s u e d R e m i n d e r H e a d e r < / N o _ I s s u e d R e m i n d e r H e a d e r > - 
-         < P a g e L b l > P a g e L b l < / P a g e L b l > - 
-         < P o s t i n g D a t e _ I s s u e d R e m i n d e r H e a d e r > P o s t i n g D a t e _ I s s u e d R e m i n d e r H e a d e r < / P o s t i n g D a t e _ I s s u e d R e m i n d e r H e a d e r > - 
-         < P o s t i n g D a t e _ I s s u e d R e m i n d e r H e a d e r C a p t i o n > P o s t i n g D a t e _ I s s u e d R e m i n d e r H e a d e r C a p t i o n < / P o s t i n g D a t e _ I s s u e d R e m i n d e r H e a d e r C a p t i o n > - 
-         < R e g i s t r a t i o n N o _ I s s u e d R e m i n d e r H e a d e r > R e g i s t r a t i o n N o _ I s s u e d R e m i n d e r H e a d e r < / R e g i s t r a t i o n N o _ I s s u e d R e m i n d e r H e a d e r > - 
-         < R e g i s t r a t i o n N o _ I s s u e d R e m i n d e r H e a d e r C a p t i o n > R e g i s t r a t i o n N o _ I s s u e d R e m i n d e r H e a d e r C a p t i o n < / R e g i s t r a t i o n N o _ I s s u e d R e m i n d e r H e a d e r C a p t i o n > - 
-         < S W I F T C o d e _ I s s u e d R e m i n d e r H e a d e r > S W I F T C o d e _ I s s u e d R e m i n d e r H e a d e r < / S W I F T C o d e _ I s s u e d R e m i n d e r H e a d e r > - 
-         < S W I F T C o d e _ I s s u e d R e m i n d e r H e a d e r C a p t i o n > S W I F T C o d e _ I s s u e d R e m i n d e r H e a d e r C a p t i o n < / S W I F T C o d e _ I s s u e d R e m i n d e r H e a d e r C a p t i o n > - 
-         < V A T R e g i s t r a t i o n N o _ I s s u e d R e m i n d e r H e a d e r > V A T R e g i s t r a t i o n N o _ I s s u e d R e m i n d e r H e a d e r < / V A T R e g i s t r a t i o n N o _ I s s u e d R e m i n d e r H e a d e r > - 
-         < V A T R e g i s t r a t i o n N o _ I s s u e d R e m i n d e r H e a d e r C a p t i o n > V A T R e g i s t r a t i o n N o _ I s s u e d R e m i n d e r H e a d e r C a p t i o n < / V A T R e g i s t r a t i o n N o _ I s s u e d R e m i n d e r H e a d e r C a p t i o n > - 
-         < V e n d o r L b l > V e n d o r L b l < / V e n d o r L b l > - 
-         < C o p y L o o p > - 
-             < C o p y N o > C o p y N o < / C o p y N o > - 
-             < I s s u e d _ R e m i n d e r _ L i n e > - 
-                 < A m o u n t I n c l V A T > A m o u n t I n c l V A T < / A m o u n t I n c l V A T > - 
-                 < D e s c r i p t i o n _ I s s u e d R e m i n d e r L i n e > D e s c r i p t i o n _ I s s u e d R e m i n d e r L i n e < / D e s c r i p t i o n _ I s s u e d R e m i n d e r L i n e > - 
-                 < D e s c r i p t i o n _ I s s u e d R e m i n d e r L i n e C a p t i o n > D e s c r i p t i o n _ I s s u e d R e m i n d e r L i n e C a p t i o n < / D e s c r i p t i o n _ I s s u e d R e m i n d e r L i n e C a p t i o n > - 
-                 < D o c u m e n t D a t e _ I s s u e d R e m i n d e r L i n e > D o c u m e n t D a t e _ I s s u e d R e m i n d e r L i n e < / D o c u m e n t D a t e _ I s s u e d R e m i n d e r L i n e > - 
-                 < D o c u m e n t D a t e _ I s s u e d R e m i n d e r L i n e C a p t i o n > D o c u m e n t D a t e _ I s s u e d R e m i n d e r L i n e C a p t i o n < / D o c u m e n t D a t e _ I s s u e d R e m i n d e r L i n e C a p t i o n > - 
-                 < D o c u m e n t N o _ I s s u e d R e m i n d e r L i n e > D o c u m e n t N o _ I s s u e d R e m i n d e r L i n e < / D o c u m e n t N o _ I s s u e d R e m i n d e r L i n e > - 
-                 < D o c u m e n t N o _ I s s u e d R e m i n d e r L i n e C a p t i o n > D o c u m e n t N o _ I s s u e d R e m i n d e r L i n e C a p t i o n < / D o c u m e n t N o _ I s s u e d R e m i n d e r L i n e C a p t i o n > - 
-                 < D o c u m e n t T y p e _ I s s u e d R e m i n d e r L i n e > D o c u m e n t T y p e _ I s s u e d R e m i n d e r L i n e < / D o c u m e n t T y p e _ I s s u e d R e m i n d e r L i n e > - 
-                 < D o c u m e n t T y p e _ I s s u e d R e m i n d e r L i n e C a p t i o n > D o c u m e n t T y p e _ I s s u e d R e m i n d e r L i n e C a p t i o n < / D o c u m e n t T y p e _ I s s u e d R e m i n d e r L i n e C a p t i o n > - 
-                 < D u e D a t e _ I s s u e d R e m i n d e r L i n e > D u e D a t e _ I s s u e d R e m i n d e r L i n e < / D u e D a t e _ I s s u e d R e m i n d e r L i n e > - 
-                 < D u e D a t e _ I s s u e d R e m i n d e r L i n e C a p t i o n > D u e D a t e _ I s s u e d R e m i n d e r L i n e C a p t i o n < / D u e D a t e _ I s s u e d R e m i n d e r L i n e C a p t i o n > - 
-                 < F o r m a t t e d _ A m o u n t I n c l V A T > F o r m a t t e d _ A m o u n t I n c l V A T < / F o r m a t t e d _ A m o u n t I n c l V A T > - 
-                 < F o r m a t t e d _ O r i g i n a l A m o u n t _ I s s u e d R e m i n d e r L i n e C a p t i o n > F o r m a t t e d _ O r i g i n a l A m o u n t _ I s s u e d R e m i n d e r L i n e C a p t i o n < / F o r m a t t e d _ O r i g i n a l A m o u n t _ I s s u e d R e m i n d e r L i n e C a p t i o n > - 
-                 < F o r m a t t e d _ R e m a i n i n g A m o u n t _ I s s u e d R e m i n d e r L i n e > F o r m a t t e d _ R e m a i n i n g A m o u n t _ I s s u e d R e m i n d e r L i n e < / F o r m a t t e d _ R e m a i n i n g A m o u n t _ I s s u e d R e m i n d e r L i n e > - 
-                 < I n t e r e s t A m o u n t L b l > I n t e r e s t A m o u n t L b l < / I n t e r e s t A m o u n t L b l > - 
-                 < L i n e A m o u n t T e x t > L i n e A m o u n t T e x t < / L i n e A m o u n t T e x t > - 
-                 < L i n e N o _ I s s u e d R e m i n d e r L i n e > L i n e N o _ I s s u e d R e m i n d e r L i n e < / L i n e N o _ I s s u e d R e m i n d e r L i n e > - 
-                 < L i n e T y p e _ I s s u e d R e m i n d e r L i n e > L i n e T y p e _ I s s u e d R e m i n d e r L i n e < / L i n e T y p e _ I s s u e d R e m i n d e r L i n e > - 
-                 < O r i g i n a l A m o u n t _ I s s u e d R e m i n d e r L i n e > O r i g i n a l A m o u n t _ I s s u e d R e m i n d e r L i n e < / O r i g i n a l A m o u n t _ I s s u e d R e m i n d e r L i n e > - 
-                 < O r i g i n a l A m o u n t _ I s s u e d R e m i n d e r L i n e C a p t i o n > O r i g i n a l A m o u n t _ I s s u e d R e m i n d e r L i n e C a p t i o n < / O r i g i n a l A m o u n t _ I s s u e d R e m i n d e r L i n e C a p t i o n > - 
-                 < R e m a i n i n g A m o u n t _ I s s u e d R e m i n d e r L i n e > R e m a i n i n g A m o u n t _ I s s u e d R e m i n d e r L i n e < / R e m a i n i n g A m o u n t _ I s s u e d R e m i n d e r L i n e > - 
-                 < R e m a i n i n g A m o u n t _ I s s u e d R e m i n d e r L i n e C a p t i o n > R e m a i n i n g A m o u n t _ I s s u e d R e m i n d e r L i n e C a p t i o n < / R e m a i n i n g A m o u n t _ I s s u e d R e m i n d e r L i n e C a p t i o n > - 
-                 < T o t a l L b l > T o t a l L b l < / T o t a l L b l > - 
-                 < T y p e _ I s s u e d R e m i n d e r L i n e > T y p e _ I s s u e d R e m i n d e r L i n e < / T y p e _ I s s u e d R e m i n d e r L i n e > - 
-             < / I s s u e d _ R e m i n d e r _ L i n e > - 
-             < N o t D u e L i n e > - 
-                 < D e s c r i p t i o n _ N o t D u e L i n e > D e s c r i p t i o n _ N o t D u e L i n e < / D e s c r i p t i o n _ N o t D u e L i n e > - 
-                 < D o c u m e n t D a t e _ N o t D u e L i n e > D o c u m e n t D a t e _ N o t D u e L i n e < / D o c u m e n t D a t e _ N o t D u e L i n e > - 
-                 < D o c u m e n t N o _ N o t D u e L i n e > D o c u m e n t N o _ N o t D u e L i n e < / D o c u m e n t N o _ N o t D u e L i n e > - 
-                 < D o c u m e n t T y p e _ N o t D u e L i n e > D o c u m e n t T y p e _ N o t D u e L i n e < / D o c u m e n t T y p e _ N o t D u e L i n e > - 
-                 < D u e D a t e _ N o t D u e L i n e > D u e D a t e _ N o t D u e L i n e < / D u e D a t e _ N o t D u e L i n e > - 
-                 < F o r m a t t e d _ O r i g i n a l A m o u n t _ N o t D u e L i n e > F o r m a t t e d _ O r i g i n a l A m o u n t _ N o t D u e L i n e < / F o r m a t t e d _ O r i g i n a l A m o u n t _ N o t D u e L i n e > - 
-                 < F o r m a t t e d _ R e m a i n i n g A m o u n t _ N o t D u e L i n e > F o r m a t t e d _ R e m a i n i n g A m o u n t _ N o t D u e L i n e < / F o r m a t t e d _ R e m a i n i n g A m o u n t _ N o t D u e L i n e > - 
-                 < L i n e N o _ N o t D u e L i n e > L i n e N o _ N o t D u e L i n e < / L i n e N o _ N o t D u e L i n e > - 
-                 < L i n e T y p e _ N o t D u e L i n e > L i n e T y p e _ N o t D u e L i n e < / L i n e T y p e _ N o t D u e L i n e > - 
-                 < O r i g i n a l A m o u n t _ N o t D u e L i n e > O r i g i n a l A m o u n t _ N o t D u e L i n e < / O r i g i n a l A m o u n t _ N o t D u e L i n e > - 
-                 < R e m a i n i n g A m o u n t _ N o t D u e L i n e > R e m a i n i n g A m o u n t _ N o t D u e L i n e < / R e m a i n i n g A m o u n t _ N o t D u e L i n e > - 
-                 < T y p e _ N o t D u e L i n e > T y p e _ N o t D u e L i n e < / T y p e _ N o t D u e L i n e > - 
-             < / N o t D u e L i n e > - 
-             < L i n e S u m > - 
-                 < A m t D u e L b l > A m t D u e L b l < / A m t D u e L b l > - 
-                 < B o d y L b l > B o d y L b l < / B o d y L b l > - 
-                 < B o d y T e x t > B o d y T e x t < / B o d y T e x t > - 
-                 < C l o s i n g L b l > C l o s i n g L b l < / C l o s i n g L b l > - 
-                 < C l o s i n g T e x t > C l o s i n g T e x t < / C l o s i n g T e x t > - 
-                 < D e s c r i p t i o n T e x t > D e s c r i p t i o n T e x t < / D e s c r i p t i o n T e x t > - 
-                 < F o r m a t t e d _ T o t a l L i n e A m o u n t > F o r m a t t e d _ T o t a l L i n e A m o u n t < / F o r m a t t e d _ T o t a l L i n e A m o u n t > - 
-                 < G r e e t i n g L b l > G r e e t i n g L b l < / G r e e t i n g L b l > - 
-                 < G r e e t i n g T e x t > G r e e t i n g T e x t < / G r e e t i n g T e x t > - 
-                 < T o t a l L i n e A m o u n t > T o t a l L i n e A m o u n t < / T o t a l L i n e A m o u n t > - 
-             < / L i n e S u m > - 
-             < U s e r _ S e t u p > - 
-                 < E m p l o y e e > - 
-                     < C o m p a n y E M a i l _ E m p l o y e e > C o m p a n y E M a i l _ E m p l o y e e < / C o m p a n y E M a i l _ E m p l o y e e > - 
-                     < F u l l N a m e _ E m p l o y e e > F u l l N a m e _ E m p l o y e e < / F u l l N a m e _ E m p l o y e e > - 
-                     < P h o n e N o _ E m p l o y e e > P h o n e N o _ E m p l o y e e < / P h o n e N o _ E m p l o y e e > - 
-                 < / E m p l o y e e > - 
-             < / U s e r _ S e t u p > - 
-         < / C o p y L o o p > - 
-     < / I s s u e d _ R e m i n d e r _ H e a d e r > - 
- < / N a v W o r d R e p o r t X m l P a r t > 
+<file path=customXml/item2.xml><?xml version="1.0" encoding="utf-8"?>
+<NavWordReportXmlPart xmlns="urn:microsoft-dynamics-nav/reports/Reminder_CZL/31182/">
+  <BCReportInformation>
+    <ReportMetadata>
+      <ExtensionId>Extension ID</ExtensionId>
+      <ExtensionName>Extension Name</ExtensionName>
+      <ExtensionPublisher>Extension Publisher</ExtensionPublisher>
+      <ExtensionVersion>Extension Version</ExtensionVersion>
+      <ReportId>Report ID</ReportId>
+      <ReportName>Report Name</ReportName>
+      <AboutThisReportTitle>About This Report Title</AboutThisReportTitle>
+      <AboutThisReportText>About This Report Text</AboutThisReportText>
+      <ReportHelpLink>Report Help Link</ReportHelpLink>
+      <ReportCaption>Report Caption</ReportCaption>
+    </ReportMetadata>
+    <ReportRequest>
+      <TenantEntraId>Tenant Entra Id</TenantEntraId>
+      <EnvironmentName>Environment Name</EnvironmentName>
+      <EnvironmentType>Environment Type</EnvironmentType>
+      <CompanyName>Company Name</CompanyName>
+      <CompanyDisplayName>Company Display Name</CompanyDisplayName>
+      <CompanyId>Company ID</CompanyId>
+      <UserName>User Name</UserName>
+      <DateAndTime>Date and Time</DateAndTime>
+      <Language>Language</Language>
+      <FormatRegion>Format Region</FormatRegion>
+      <DateTimeValues>
+        <Year>Year</Year>
+        <MonthNumber>Month Number</MonthNumber>
+        <DayNumber>Day Number</DayNumber>
+        <Hour>Hour</Hour>
+        <Minute>Minute</Minute>
+      </DateTimeValues>
+    </ReportRequest>
+    <CompanyMetadata>
+      <CompanyName>Company Name</CompanyName>
+      <CompanyDisplayName>Company Display Name</CompanyDisplayName>
+      <CompanyAddressLines>
+        <CompanyAddressLine1>Company Address Line 1</CompanyAddressLine1>
+        <CompanyAddressLine2>Company Address Line 2</CompanyAddressLine2>
+        <CompanyAddressLine3>Company Address Line 3</CompanyAddressLine3>
+        <CompanyAddressLine4>Company Address Line 4</CompanyAddressLine4>
+        <CompanyAddressLine5>Company Address Line 5</CompanyAddressLine5>
+        <CompanyAddressLine6>Company Address Line 6</CompanyAddressLine6>
+        <CompanyAddressLine7>Company Address Line 7</CompanyAddressLine7>
+        <CompanyAddressLine8>Company Address Line 8</CompanyAddressLine8>
+      </CompanyAddressLines>
+      <CompanyPhone>Company Phone</CompanyPhone>
+      <CompanyPhoneCaption>Company Phone Caption</CompanyPhoneCaption>
+      <CompanyFaxNo>Company Fax No.</CompanyFaxNo>
+      <CompanyFaxNoCaption>Company Fax No. Caption</CompanyFaxNoCaption>
+      <CompanyEmail>Company Email</CompanyEmail>
+      <CompanyEmailCaption>Company Email Caption</CompanyEmailCaption>
+      <CompanyHomePage>Company Home Page</CompanyHomePage>
+      <CompanyHomePageCaption>Company Home Page Caption</CompanyHomePageCaption>
+      <CompanyLogo>Company Logo</CompanyLogo>
+      <CompanyVATRegistrationNo>Company VAT Registration No.</CompanyVATRegistrationNo>
+      <CompanyVATRegistrationNoCaption>Company VAT Registration No. Caption</CompanyVATRegistrationNoCaption>
+      <CompanyRegistrationNo>Company Registration No.</CompanyRegistrationNo>
+      <CompanyRegistrationNoCaption>Company Registration No. Caption</CompanyRegistrationNoCaption>
+      <CompanyBankName>Company Bank Name</CompanyBankName>
+      <CompanyBankNameCaption>Company Bank Name Caption</CompanyBankNameCaption>
+      <CompanyBankAccountNo>Company Bank Account No.</CompanyBankAccountNo>
+      <CompanyBankAccountNoCaption>Company Bank Account No. Caption</CompanyBankAccountNoCaption>
+      <CompanyBankBranchNo>Company Bank Branch No.</CompanyBankBranchNo>
+      <CompanyBankBranchNoCaption>Company Bank Branch No. Caption</CompanyBankBranchNoCaption>
+      <CompanyIBAN>Company IBAN</CompanyIBAN>
+      <CompanyIBANCaption>Company IBAN Caption</CompanyIBANCaption>
+      <CompanyBankSWIFT>Company Bank SWIFT</CompanyBankSWIFT>
+      <CompanyBankSWIFTCaption>Company Bank SWIFT Caption</CompanyBankSWIFTCaption>
+      <CompanyGiroNo>Company Giro No.</CompanyGiroNo>
+      <CompanyGiroNoCaption>Company Giro No. Caption</CompanyGiroNoCaption>
+    </CompanyMetadata>
+  </BCReportInformation>
+  <Company_Information>
+    <CompanyAddr1>CompanyAddr1</CompanyAddr1>
+    <CompanyAddr2>CompanyAddr2</CompanyAddr2>
+    <CompanyAddr3>CompanyAddr3</CompanyAddr3>
+    <CompanyAddr4>CompanyAddr4</CompanyAddr4>
+    <CompanyAddr5>CompanyAddr5</CompanyAddr5>
+    <CompanyAddr6>CompanyAddr6</CompanyAddr6>
+    <HomePage_CompanyInformation>HomePage_CompanyInformation</HomePage_CompanyInformation>
+    <Picture_CompanyInformation/>
+    <RegistrationNo_CompanyInformation>RegistrationNo_CompanyInformation</RegistrationNo_CompanyInformation>
+    <VATRegistrationNo_CompanyInformation>VATRegistrationNo_CompanyInformation</VATRegistrationNo_CompanyInformation>
+    <Sales__x0026__Receivables_Setup>
+      <LogoPositiononDocuments_SalesReceivablesSetup>LogoPositiononDocuments_SalesReceivablesSetup</LogoPositiononDocuments_SalesReceivablesSetup>
+      <General_Ledger_Setup>
+        <LCYCode_GeneralLedgerSetup>LCYCode_GeneralLedgerSetup</LCYCode_GeneralLedgerSetup>
+      </General_Ledger_Setup>
+    </Sales__x0026__Receivables_Setup>
+  </Company_Information>
+  <Issued_Reminder_Header>
+    <BankAccountNo_IssuedReminderHeader>BankAccountNo_IssuedReminderHeader</BankAccountNo_IssuedReminderHeader>
+    <BankAccountNo_IssuedReminderHeaderCaption>BankAccountNo_IssuedReminderHeaderCaption</BankAccountNo_IssuedReminderHeaderCaption>
+    <CompanyAddress1>CompanyAddress1</CompanyAddress1>
+    <CompanyAddress2>CompanyAddress2</CompanyAddress2>
+    <CompanyAddress3>CompanyAddress3</CompanyAddress3>
+    <CompanyAddress4>CompanyAddress4</CompanyAddress4>
+    <CompanyAddress5>CompanyAddress5</CompanyAddress5>
+    <CompanyAddress6>CompanyAddress6</CompanyAddress6>
+    <Contact_IssuedReminderHeader>Contact_IssuedReminderHeader</Contact_IssuedReminderHeader>
+    <CopyLbl>CopyLbl</CopyLbl>
+    <CreatorLbl>CreatorLbl</CreatorLbl>
+    <CurrencyCode_IssuedReminderHeader>CurrencyCode_IssuedReminderHeader</CurrencyCode_IssuedReminderHeader>
+    <CustAddr1>CustAddr1</CustAddr1>
+    <CustAddr2>CustAddr2</CustAddr2>
+    <CustAddr3>CustAddr3</CustAddr3>
+    <CustAddr4>CustAddr4</CustAddr4>
+    <CustAddr5>CustAddr5</CustAddr5>
+    <CustAddr6>CustAddr6</CustAddr6>
+    <CustomerLbl>CustomerLbl</CustomerLbl>
+    <CustomerNo_IssuedReminderHeader>CustomerNo_IssuedReminderHeader</CustomerNo_IssuedReminderHeader>
+    <CustomerNo_IssuedReminderHeaderCaption>CustomerNo_IssuedReminderHeaderCaption</CustomerNo_IssuedReminderHeaderCaption>
+    <DocFooterText>DocFooterText</DocFooterText>
+    <DocumentDate_IssuedReminderHeader>DocumentDate_IssuedReminderHeader</DocumentDate_IssuedReminderHeader>
+    <DocumentDate_IssuedReminderHeaderCaption>DocumentDate_IssuedReminderHeaderCaption</DocumentDate_IssuedReminderHeaderCaption>
+    <DocumentLbl>DocumentLbl</DocumentLbl>
+    <IBAN_IssuedReminderHeader>IBAN_IssuedReminderHeader</IBAN_IssuedReminderHeader>
+    <IBAN_IssuedReminderHeaderCaption>IBAN_IssuedReminderHeaderCaption</IBAN_IssuedReminderHeaderCaption>
+    <No_IssuedReminderHeader>No_IssuedReminderHeader</No_IssuedReminderHeader>
+    <PageLbl>PageLbl</PageLbl>
+    <PostingDate_IssuedReminderHeader>PostingDate_IssuedReminderHeader</PostingDate_IssuedReminderHeader>
+    <PostingDate_IssuedReminderHeaderCaption>PostingDate_IssuedReminderHeaderCaption</PostingDate_IssuedReminderHeaderCaption>
+    <RegistrationNo_IssuedReminderHeader>RegistrationNo_IssuedReminderHeader</RegistrationNo_IssuedReminderHeader>
+    <RegistrationNo_IssuedReminderHeaderCaption>RegistrationNo_IssuedReminderHeaderCaption</RegistrationNo_IssuedReminderHeaderCaption>
+    <SWIFTCode_IssuedReminderHeader>SWIFTCode_IssuedReminderHeader</SWIFTCode_IssuedReminderHeader>
+    <SWIFTCode_IssuedReminderHeaderCaption>SWIFTCode_IssuedReminderHeaderCaption</SWIFTCode_IssuedReminderHeaderCaption>
+    <VATRegistrationNo_IssuedReminderHeader>VATRegistrationNo_IssuedReminderHeader</VATRegistrationNo_IssuedReminderHeader>
+    <VATRegistrationNo_IssuedReminderHeaderCaption>VATRegistrationNo_IssuedReminderHeaderCaption</VATRegistrationNo_IssuedReminderHeaderCaption>
+    <VendorLbl>VendorLbl</VendorLbl>
+    <CopyLoop>
+      <CopyNo>CopyNo</CopyNo>
+      <Issued_Reminder_Line>
+        <AmountInclVAT>AmountInclVAT</AmountInclVAT>
+        <Description_IssuedReminderLine>Description_IssuedReminderLine</Description_IssuedReminderLine>
+        <Description_IssuedReminderLineCaption>Description_IssuedReminderLineCaption</Description_IssuedReminderLineCaption>
+        <DocumentDate_IssuedReminderLine>DocumentDate_IssuedReminderLine</DocumentDate_IssuedReminderLine>
+        <DocumentDate_IssuedReminderLineCaption>DocumentDate_IssuedReminderLineCaption</DocumentDate_IssuedReminderLineCaption>
+        <DocumentNo_IssuedReminderLine>DocumentNo_IssuedReminderLine</DocumentNo_IssuedReminderLine>
+        <DocumentNo_IssuedReminderLineCaption>DocumentNo_IssuedReminderLineCaption</DocumentNo_IssuedReminderLineCaption>
+        <DocumentType_IssuedReminderLine>DocumentType_IssuedReminderLine</DocumentType_IssuedReminderLine>
+        <DocumentType_IssuedReminderLineCaption>DocumentType_IssuedReminderLineCaption</DocumentType_IssuedReminderLineCaption>
+        <DueDate_IssuedReminderLine>DueDate_IssuedReminderLine</DueDate_IssuedReminderLine>
+        <DueDate_IssuedReminderLineCaption>DueDate_IssuedReminderLineCaption</DueDate_IssuedReminderLineCaption>
+        <Formatted_AmountInclVAT>Formatted_AmountInclVAT</Formatted_AmountInclVAT>
+        <Formatted_OriginalAmount_IssuedReminderLineCaption>Formatted_OriginalAmount_IssuedReminderLineCaption</Formatted_OriginalAmount_IssuedReminderLineCaption>
+        <Formatted_RemainingAmount_IssuedReminderLine>Formatted_RemainingAmount_IssuedReminderLine</Formatted_RemainingAmount_IssuedReminderLine>
+        <InterestAmountLbl>InterestAmountLbl</InterestAmountLbl>
+        <LineAmountText>LineAmountText</LineAmountText>
+        <LineNo_IssuedReminderLine>LineNo_IssuedReminderLine</LineNo_IssuedReminderLine>
+        <LineType_IssuedReminderLine>LineType_IssuedReminderLine</LineType_IssuedReminderLine>
+        <OriginalAmount_IssuedReminderLine>OriginalAmount_IssuedReminderLine</OriginalAmount_IssuedReminderLine>
+        <OriginalAmount_IssuedReminderLineCaption>OriginalAmount_IssuedReminderLineCaption</OriginalAmount_IssuedReminderLineCaption>
+        <RemainingAmount_IssuedReminderLine>RemainingAmount_IssuedReminderLine</RemainingAmount_IssuedReminderLine>
+        <RemainingAmount_IssuedReminderLineCaption>RemainingAmount_IssuedReminderLineCaption</RemainingAmount_IssuedReminderLineCaption>
+        <TotalLbl>TotalLbl</TotalLbl>
+        <Type_IssuedReminderLine>Type_IssuedReminderLine</Type_IssuedReminderLine>
+      </Issued_Reminder_Line>
+      <NotDueLine>
+        <Description_NotDueLine>Description_NotDueLine</Description_NotDueLine>
+        <DocumentDate_NotDueLine>DocumentDate_NotDueLine</DocumentDate_NotDueLine>
+        <DocumentNo_NotDueLine>DocumentNo_NotDueLine</DocumentNo_NotDueLine>
+        <DocumentType_NotDueLine>DocumentType_NotDueLine</DocumentType_NotDueLine>
+        <DueDate_NotDueLine>DueDate_NotDueLine</DueDate_NotDueLine>
+        <Formatted_OriginalAmount_NotDueLine>Formatted_OriginalAmount_NotDueLine</Formatted_OriginalAmount_NotDueLine>
+        <Formatted_RemainingAmount_NotDueLine>Formatted_RemainingAmount_NotDueLine</Formatted_RemainingAmount_NotDueLine>
+        <LineNo_NotDueLine>LineNo_NotDueLine</LineNo_NotDueLine>
+        <LineType_NotDueLine>LineType_NotDueLine</LineType_NotDueLine>
+        <OriginalAmount_NotDueLine>OriginalAmount_NotDueLine</OriginalAmount_NotDueLine>
+        <RemainingAmount_NotDueLine>RemainingAmount_NotDueLine</RemainingAmount_NotDueLine>
+        <Type_NotDueLine>Type_NotDueLine</Type_NotDueLine>
+      </NotDueLine>
+      <LineSum>
+        <AmtDueLbl>AmtDueLbl</AmtDueLbl>
+        <BodyLbl>BodyLbl</BodyLbl>
+        <BodyText>BodyText</BodyText>
+        <ClosingLbl>ClosingLbl</ClosingLbl>
+        <ClosingText>ClosingText</ClosingText>
+        <DescriptionText>DescriptionText</DescriptionText>
+        <Formatted_TotalLineAmount>Formatted_TotalLineAmount</Formatted_TotalLineAmount>
+        <GreetingLbl>GreetingLbl</GreetingLbl>
+        <GreetingText>GreetingText</GreetingText>
+        <TotalLineAmount>TotalLineAmount</TotalLineAmount>
+      </LineSum>
+      <User_Setup>
+        <Employee>
+          <CompanyEMail_Employee>CompanyEMail_Employee</CompanyEMail_Employee>
+          <FullName_Employee>FullName_Employee</FullName_Employee>
+          <PhoneNo_Employee>PhoneNo_Employee</PhoneNo_Employee>
+        </Employee>
+      </User_Setup>
+    </CopyLoop>
+  </Issued_Reminder_Header>
+</NavWordReportXmlPart>
 </file>
 
 <file path=customXml/item3.xml>��< ? x m l   v e r s i o n = " 1 . 0 "   e n c o d i n g = " u t f - 1 6 " ? > 